--- a/demo-StatsPAI-skill/tables/table2b_iv_triplet.docx
+++ b/demo-StatsPAI-skill/tables/table2b_iv_triplet.docx
@@ -873,7 +873,7 @@
         </w:rPr>
         <w:t>Standard errors in parentheses</w:t>
         <w:br/>
-        <w:t>* p&lt;0.10, ** p&lt;0.05, *** p&lt;0.01</w:t>
+        <w:t>*** p&lt;0.01, ** p&lt;0.05, * p&lt;0.10</w:t>
       </w:r>
     </w:p>
     <w:sectPr>
